--- a/assets/ISH_REJASI_5_6_SINF.docx
+++ b/assets/ISH_REJASI_5_6_SINF.docx
@@ -4130,7 +4130,7 @@
                 <w:b/>
                 <w:sz w:val="15"/>
               </w:rPr>
-              <w:t>Zararli Dasturlar va Troyanlar: "Troyalik Ot" Qopqoni</w:t>
+              <w:t>Zararli Dasturlar va Troyanlar: 'Troyalik Ot' Qopqoni</w:t>
             </w:r>
           </w:p>
         </w:tc>
@@ -4238,7 +4238,7 @@
                 <w:rFonts w:ascii="Arial" w:hAnsi="Arial"/>
                 <w:sz w:val="15"/>
               </w:rPr>
-              <w:t>Malware Scanner Studio</w:t>
+              <w:t>Malware Scanner</w:t>
             </w:r>
           </w:p>
         </w:tc>

--- a/assets/ISH_REJASI_5_6_SINF.docx
+++ b/assets/ISH_REJASI_5_6_SINF.docx
@@ -199,7 +199,7 @@
           <w:color w:val="1E3A8A"/>
           <w:sz w:val="24"/>
         </w:rPr>
-        <w:t>Kohorta: 5–6-sinf: Junior Creators &amp; Kiber-O'yinlar (Creators Track) — Yillik Reja (36 Hafta / 207 Soat)</w:t>
+        <w:t>Kohorta: 5–6-sinf: Junior Creators &amp; Kiber-O'yinlar (Creators Track) — Yillik Reja (36 Hafta / 209 Soat)</w:t>
       </w:r>
     </w:p>
     <w:p>
@@ -226,7 +226,7 @@
           <w:color w:val="1E40AF"/>
           <w:sz w:val="20"/>
         </w:rPr>
-        <w:t>📚 1-Chorak: Prompt Engineering, AI Dizayn va Kiberxavfsizlik (9 hafta, 45 soat)</w:t>
+        <w:t>📚 1-Chorak: Prompt Engineering, AI Dizayn va Kiberxavfsizlik (11 hafta, 47 soat)</w:t>
       </w:r>
     </w:p>
     <w:tbl>
@@ -4239,6 +4239,368 @@
                 <w:sz w:val="15"/>
               </w:rPr>
               <w:t>Malware Scanner</w:t>
+            </w:r>
+          </w:p>
+        </w:tc>
+        <w:tc>
+          <w:tcPr>
+            <w:tcW w:type="dxa" w:w="792"/>
+            <w:shd w:fill="F8FAFC"/>
+            <w:tcMar>
+              <w:top w:w="60" w:type="dxa"/>
+              <w:bottom w:w="60" w:type="dxa"/>
+              <w:left w:w="80" w:type="dxa"/>
+              <w:right w:w="80" w:type="dxa"/>
+            </w:tcMar>
+          </w:tcPr>
+          <w:p>
+            <w:pPr>
+              <w:jc w:val="center"/>
+            </w:pPr>
+            <w:r>
+              <w:rPr>
+                <w:rFonts w:ascii="Arial" w:hAnsi="Arial"/>
+                <w:sz w:val="15"/>
+              </w:rPr>
+              <w:t>___/___</w:t>
+            </w:r>
+          </w:p>
+        </w:tc>
+      </w:tr>
+      <w:tr>
+        <w:tc>
+          <w:tcPr>
+            <w:tcW w:type="dxa" w:w="1008"/>
+            <w:shd w:fill="FFFFFF"/>
+            <w:tcMar>
+              <w:top w:w="60" w:type="dxa"/>
+              <w:bottom w:w="60" w:type="dxa"/>
+              <w:left w:w="80" w:type="dxa"/>
+              <w:right w:w="80" w:type="dxa"/>
+            </w:tcMar>
+          </w:tcPr>
+          <w:p>
+            <w:pPr>
+              <w:jc w:val="center"/>
+            </w:pPr>
+            <w:r>
+              <w:rPr>
+                <w:rFonts w:ascii="Arial" w:hAnsi="Arial"/>
+                <w:b/>
+                <w:sz w:val="15"/>
+              </w:rPr>
+              <w:t>6-h/20</w:t>
+            </w:r>
+          </w:p>
+        </w:tc>
+        <w:tc>
+          <w:tcPr>
+            <w:tcW w:type="dxa" w:w="3312"/>
+            <w:shd w:fill="FFFFFF"/>
+            <w:tcMar>
+              <w:top w:w="60" w:type="dxa"/>
+              <w:bottom w:w="60" w:type="dxa"/>
+              <w:left w:w="80" w:type="dxa"/>
+              <w:right w:w="80" w:type="dxa"/>
+            </w:tcMar>
+          </w:tcPr>
+          <w:p>
+            <w:r>
+              <w:rPr>
+                <w:rFonts w:ascii="Arial" w:hAnsi="Arial"/>
+                <w:b/>
+                <w:sz w:val="15"/>
+              </w:rPr>
+              <w:t>20-dars: O'z Kiber-Detektor Web-Ilovangni Qur: "Cyber Shield" Loyihasi</w:t>
+            </w:r>
+          </w:p>
+        </w:tc>
+        <w:tc>
+          <w:tcPr>
+            <w:tcW w:type="dxa" w:w="648"/>
+            <w:shd w:fill="FFFFFF"/>
+            <w:tcMar>
+              <w:top w:w="60" w:type="dxa"/>
+              <w:bottom w:w="60" w:type="dxa"/>
+              <w:left w:w="80" w:type="dxa"/>
+              <w:right w:w="80" w:type="dxa"/>
+            </w:tcMar>
+          </w:tcPr>
+          <w:p>
+            <w:pPr>
+              <w:jc w:val="center"/>
+            </w:pPr>
+            <w:r>
+              <w:rPr>
+                <w:rFonts w:ascii="Arial" w:hAnsi="Arial"/>
+                <w:sz w:val="15"/>
+              </w:rPr>
+              <w:t>1</w:t>
+            </w:r>
+          </w:p>
+        </w:tc>
+        <w:tc>
+          <w:tcPr>
+            <w:tcW w:type="dxa" w:w="1584"/>
+            <w:shd w:fill="FFFFFF"/>
+            <w:tcMar>
+              <w:top w:w="60" w:type="dxa"/>
+              <w:bottom w:w="60" w:type="dxa"/>
+              <w:left w:w="80" w:type="dxa"/>
+              <w:right w:w="80" w:type="dxa"/>
+            </w:tcMar>
+          </w:tcPr>
+          <w:p>
+            <w:r>
+              <w:rPr>
+                <w:rFonts w:ascii="Arial" w:hAnsi="Arial"/>
+                <w:sz w:val="15"/>
+              </w:rPr>
+              <w:t>Amaliy</w:t>
+            </w:r>
+          </w:p>
+        </w:tc>
+        <w:tc>
+          <w:tcPr>
+            <w:tcW w:type="dxa" w:w="3888"/>
+            <w:shd w:fill="FFFFFF"/>
+            <w:tcMar>
+              <w:top w:w="60" w:type="dxa"/>
+              <w:bottom w:w="60" w:type="dxa"/>
+              <w:left w:w="80" w:type="dxa"/>
+              <w:right w:w="80" w:type="dxa"/>
+            </w:tcMar>
+          </w:tcPr>
+          <w:p>
+            <w:r>
+              <w:rPr>
+                <w:rFonts w:ascii="Arial" w:hAnsi="Arial"/>
+                <w:sz w:val="15"/>
+              </w:rPr>
+              <w:t>Bugun biz oddiy foydalanuvchi emasmiz! Biz HTML, CSS va JavaScript yordamida shu</w:t>
+            </w:r>
+          </w:p>
+        </w:tc>
+        <w:tc>
+          <w:tcPr>
+            <w:tcW w:type="dxa" w:w="2592"/>
+            <w:shd w:fill="FFFFFF"/>
+            <w:tcMar>
+              <w:top w:w="60" w:type="dxa"/>
+              <w:bottom w:w="60" w:type="dxa"/>
+              <w:left w:w="80" w:type="dxa"/>
+              <w:right w:w="80" w:type="dxa"/>
+            </w:tcMar>
+          </w:tcPr>
+          <w:p>
+            <w:r>
+              <w:rPr>
+                <w:rFonts w:ascii="Arial" w:hAnsi="Arial"/>
+                <w:sz w:val="15"/>
+              </w:rPr>
+              <w:t>Amaliy ish varaqasi va kod</w:t>
+            </w:r>
+          </w:p>
+        </w:tc>
+        <w:tc>
+          <w:tcPr>
+            <w:tcW w:type="dxa" w:w="1584"/>
+            <w:shd w:fill="FFFFFF"/>
+            <w:tcMar>
+              <w:top w:w="60" w:type="dxa"/>
+              <w:bottom w:w="60" w:type="dxa"/>
+              <w:left w:w="80" w:type="dxa"/>
+              <w:right w:w="80" w:type="dxa"/>
+            </w:tcMar>
+          </w:tcPr>
+          <w:p>
+            <w:r>
+              <w:rPr>
+                <w:rFonts w:ascii="Arial" w:hAnsi="Arial"/>
+                <w:sz w:val="15"/>
+              </w:rPr>
+              <w:t>Interaktiv Studio</w:t>
+            </w:r>
+          </w:p>
+        </w:tc>
+        <w:tc>
+          <w:tcPr>
+            <w:tcW w:type="dxa" w:w="792"/>
+            <w:shd w:fill="FFFFFF"/>
+            <w:tcMar>
+              <w:top w:w="60" w:type="dxa"/>
+              <w:bottom w:w="60" w:type="dxa"/>
+              <w:left w:w="80" w:type="dxa"/>
+              <w:right w:w="80" w:type="dxa"/>
+            </w:tcMar>
+          </w:tcPr>
+          <w:p>
+            <w:pPr>
+              <w:jc w:val="center"/>
+            </w:pPr>
+            <w:r>
+              <w:rPr>
+                <w:rFonts w:ascii="Arial" w:hAnsi="Arial"/>
+                <w:sz w:val="15"/>
+              </w:rPr>
+              <w:t>___/___</w:t>
+            </w:r>
+          </w:p>
+        </w:tc>
+      </w:tr>
+      <w:tr>
+        <w:tc>
+          <w:tcPr>
+            <w:tcW w:type="dxa" w:w="1008"/>
+            <w:shd w:fill="F8FAFC"/>
+            <w:tcMar>
+              <w:top w:w="60" w:type="dxa"/>
+              <w:bottom w:w="60" w:type="dxa"/>
+              <w:left w:w="80" w:type="dxa"/>
+              <w:right w:w="80" w:type="dxa"/>
+            </w:tcMar>
+          </w:tcPr>
+          <w:p>
+            <w:pPr>
+              <w:jc w:val="center"/>
+            </w:pPr>
+            <w:r>
+              <w:rPr>
+                <w:rFonts w:ascii="Arial" w:hAnsi="Arial"/>
+                <w:b/>
+                <w:sz w:val="15"/>
+              </w:rPr>
+              <w:t>7-h/21</w:t>
+            </w:r>
+          </w:p>
+        </w:tc>
+        <w:tc>
+          <w:tcPr>
+            <w:tcW w:type="dxa" w:w="3312"/>
+            <w:shd w:fill="F8FAFC"/>
+            <w:tcMar>
+              <w:top w:w="60" w:type="dxa"/>
+              <w:bottom w:w="60" w:type="dxa"/>
+              <w:left w:w="80" w:type="dxa"/>
+              <w:right w:w="80" w:type="dxa"/>
+            </w:tcMar>
+          </w:tcPr>
+          <w:p>
+            <w:r>
+              <w:rPr>
+                <w:rFonts w:ascii="Arial" w:hAnsi="Arial"/>
+                <w:b/>
+                <w:sz w:val="15"/>
+              </w:rPr>
+              <w:t>21-dars: Raqamli Iz (Digital Footprint) va Shaxsiy Maxfiylik</w:t>
+            </w:r>
+          </w:p>
+        </w:tc>
+        <w:tc>
+          <w:tcPr>
+            <w:tcW w:type="dxa" w:w="648"/>
+            <w:shd w:fill="F8FAFC"/>
+            <w:tcMar>
+              <w:top w:w="60" w:type="dxa"/>
+              <w:bottom w:w="60" w:type="dxa"/>
+              <w:left w:w="80" w:type="dxa"/>
+              <w:right w:w="80" w:type="dxa"/>
+            </w:tcMar>
+          </w:tcPr>
+          <w:p>
+            <w:pPr>
+              <w:jc w:val="center"/>
+            </w:pPr>
+            <w:r>
+              <w:rPr>
+                <w:rFonts w:ascii="Arial" w:hAnsi="Arial"/>
+                <w:sz w:val="15"/>
+              </w:rPr>
+              <w:t>1</w:t>
+            </w:r>
+          </w:p>
+        </w:tc>
+        <w:tc>
+          <w:tcPr>
+            <w:tcW w:type="dxa" w:w="1584"/>
+            <w:shd w:fill="F8FAFC"/>
+            <w:tcMar>
+              <w:top w:w="60" w:type="dxa"/>
+              <w:bottom w:w="60" w:type="dxa"/>
+              <w:left w:w="80" w:type="dxa"/>
+              <w:right w:w="80" w:type="dxa"/>
+            </w:tcMar>
+          </w:tcPr>
+          <w:p>
+            <w:r>
+              <w:rPr>
+                <w:rFonts w:ascii="Arial" w:hAnsi="Arial"/>
+                <w:sz w:val="15"/>
+              </w:rPr>
+              <w:t>Amaliy</w:t>
+            </w:r>
+          </w:p>
+        </w:tc>
+        <w:tc>
+          <w:tcPr>
+            <w:tcW w:type="dxa" w:w="3888"/>
+            <w:shd w:fill="F8FAFC"/>
+            <w:tcMar>
+              <w:top w:w="60" w:type="dxa"/>
+              <w:bottom w:w="60" w:type="dxa"/>
+              <w:left w:w="80" w:type="dxa"/>
+              <w:right w:w="80" w:type="dxa"/>
+            </w:tcMar>
+          </w:tcPr>
+          <w:p>
+            <w:r>
+              <w:rPr>
+                <w:rFonts w:ascii="Arial" w:hAnsi="Arial"/>
+                <w:sz w:val="15"/>
+              </w:rPr>
+              <w:t>Internet har bir harakatingizni eslab qoladi: layklar, suratlar, sharhlar va qid</w:t>
+            </w:r>
+          </w:p>
+        </w:tc>
+        <w:tc>
+          <w:tcPr>
+            <w:tcW w:type="dxa" w:w="2592"/>
+            <w:shd w:fill="F8FAFC"/>
+            <w:tcMar>
+              <w:top w:w="60" w:type="dxa"/>
+              <w:bottom w:w="60" w:type="dxa"/>
+              <w:left w:w="80" w:type="dxa"/>
+              <w:right w:w="80" w:type="dxa"/>
+            </w:tcMar>
+          </w:tcPr>
+          <w:p>
+            <w:r>
+              <w:rPr>
+                <w:rFonts w:ascii="Arial" w:hAnsi="Arial"/>
+                <w:sz w:val="15"/>
+              </w:rPr>
+              <w:t>Amaliy ish varaqasi va kod</w:t>
+            </w:r>
+          </w:p>
+        </w:tc>
+        <w:tc>
+          <w:tcPr>
+            <w:tcW w:type="dxa" w:w="1584"/>
+            <w:shd w:fill="F8FAFC"/>
+            <w:tcMar>
+              <w:top w:w="60" w:type="dxa"/>
+              <w:bottom w:w="60" w:type="dxa"/>
+              <w:left w:w="80" w:type="dxa"/>
+              <w:right w:w="80" w:type="dxa"/>
+            </w:tcMar>
+          </w:tcPr>
+          <w:p>
+            <w:r>
+              <w:rPr>
+                <w:rFonts w:ascii="Arial" w:hAnsi="Arial"/>
+                <w:sz w:val="15"/>
+              </w:rPr>
+              <w:t>Interaktiv Studio</w:t>
             </w:r>
           </w:p>
         </w:tc>
